--- a/fixtures/TY-03/good.docx
+++ b/fixtures/TY-03/good.docx
@@ -9,7 +9,7 @@
     </w:p>
     <w:sectPr>
       <w:pgSz w:w="11906" w:h="16838"/>
-      <w:pgMar w:top="1134" w:right="851" w:bottom="1134" w:left="1701" w:header="708" w:footer="708" w:gutter="0"/>
+      <w:pgMar w:top="1134" w:right="567" w:bottom="1134" w:left="1701" w:header="708" w:footer="708" w:gutter="0"/>
     </w:sectPr>
   </w:body>
 </w:document>
@@ -28,7 +28,7 @@
     <w:pPrDefault>
       <w:pPr>
         <w:spacing w:before="0" w:after="0" w:line="360" w:lineRule="auto"/>
-        <w:ind w:firstLine="709"/>
+        <w:ind w:firstLine="850"/>
         <w:jc w:val="both"/>
       </w:pPr>
     </w:pPrDefault>
